--- a/final project folder/fieldkit/FIELD_VISIT_KIT.docx
+++ b/final project folder/fieldkit/FIELD_VISIT_KIT.docx
@@ -776,7 +776,7 @@
               <w:pStyle w:val="Compact"/>
             </w:pPr>
             <w:r>
-              <w:t xml:space="preserve">§2 problem statement, §10 discussion</w:t>
+              <w:t xml:space="preserve">§1.1 problem statement, §10 discussion</w:t>
             </w:r>
           </w:p>
         </w:tc>
@@ -2482,6 +2482,27 @@
         <w:t xml:space="preserve"> </w:t>
       </w:r>
       <w:r>
+        <w:t xml:space="preserve">Show the live outlook (</w:t>
+      </w:r>
+      <w:r>
+        <w:rPr>
+          <w:rStyle w:val="VerbatimChar"/>
+        </w:rPr>
+        <w:t xml:space="preserve">live/out/index.html</w:t>
+      </w:r>
+      <w:r>
+        <w:t xml:space="preserve">): would its levels (from 12,250, 18,500 and 21,250 m³/s at Naraj)</w:t>
+      </w:r>
+      <w:r>
+        <w:t xml:space="preserve"> </w:t>
+      </w:r>
+      <w:r>
+        <w:t xml:space="preserve">and its village list match what you would announce?</w:t>
+      </w:r>
+      <w:r>
+        <w:t xml:space="preserve"> </w:t>
+      </w:r>
+      <w:r>
         <w:t xml:space="preserve">2. Which discharge at Naraj (in lakh cusec) starts flooding which areas? Is there a local rule of thumb?</w:t>
       </w:r>
       <w:r>
@@ -2627,6 +2648,36 @@
       </w:r>
       <w:r>
         <w:t xml:space="preserve">4. What would help most: earlier warning, a siren, a phone message, a raised road?</w:t>
+      </w:r>
+      <w:r>
+        <w:t xml:space="preserve"> </w:t>
+      </w:r>
+      <w:r>
+        <w:t xml:space="preserve">5. In the last big flood (2020 or 2022): what happened to the house (water inside? how deep? walls cracked or</w:t>
+      </w:r>
+      <w:r>
+        <w:t xml:space="preserve"> </w:t>
+      </w:r>
+      <w:r>
+        <w:t xml:space="preserve">fell? repair cost in rupees) and to the paddy (how many days under water, how deep, how much of the crop was</w:t>
+      </w:r>
+      <w:r>
+        <w:t xml:space="preserve"> </w:t>
+      </w:r>
+      <w:r>
+        <w:t xml:space="preserve">lost)? These check the damage estimate of the report (§7.9): the depth–damage curve and the paddy-loss rule.</w:t>
+      </w:r>
+      <w:r>
+        <w:t xml:space="preserve"> </w:t>
+      </w:r>
+      <w:r>
+        <w:t xml:space="preserve">6. Would the village act on a warning that names it and says the day the water is expected (show the live</w:t>
+      </w:r>
+      <w:r>
+        <w:t xml:space="preserve"> </w:t>
+      </w:r>
+      <w:r>
+        <w:t xml:space="preserve">bulletin on the phone)? Who should receive it first?</w:t>
       </w:r>
     </w:p>
     <w:bookmarkEnd w:id="20"/>
@@ -2780,7 +2831,22 @@
         </w:numPr>
       </w:pPr>
       <w:r>
-        <w:t xml:space="preserve">Update the problem statement (§2) with the constraints heard in the interviews.</w:t>
+        <w:t xml:space="preserve">Update the problem statement (report §1.1 and</w:t>
+      </w:r>
+      <w:r>
+        <w:t xml:space="preserve"> </w:t>
+      </w:r>
+      <w:r>
+        <w:rPr>
+          <w:rStyle w:val="VerbatimChar"/>
+        </w:rPr>
+        <w:t xml:space="preserve">PLAN.md</w:t>
+      </w:r>
+      <w:r>
+        <w:t xml:space="preserve"> </w:t>
+      </w:r>
+      <w:r>
+        <w:t xml:space="preserve">§2) with the constraints heard in the interviews.</w:t>
       </w:r>
     </w:p>
     <w:p>
